--- a/jacky_code/論文/word_I_II_v1.docx
+++ b/jacky_code/論文/word_I_II_v1.docx
@@ -1052,9 +1052,6 @@
     <w:p>
       <w:pPr>
         <w:ind w:firstLine="720"/>
-        <w:rPr>
-          <w:rFonts w:hint="eastAsia"/>
-        </w:rPr>
       </w:pPr>
       <w:r>
         <w:t>基於上述觀察，本文聚焦於在干擾約束下維持</w:t>
@@ -2047,39 +2044,6 @@
     </w:p>
     <w:p/>
     <w:p>
-      <w:pPr>
-        <w:rPr>
-          <w:rFonts w:hint="eastAsia"/>
-        </w:rPr>
-      </w:pPr>
-      <w:r>
-        <w:t>I</w:t>
-      </w:r>
-      <w:r>
-        <w:rPr>
-          <w:rFonts w:hint="eastAsia"/>
-        </w:rPr>
-        <w:t>II</w:t>
-      </w:r>
-      <w:r>
-        <w:t xml:space="preserve">. </w:t>
-      </w:r>
-      <w:r>
-        <w:t>System model</w:t>
-      </w:r>
-      <w:r>
-        <w:rPr>
-          <w:rFonts w:hint="eastAsia"/>
-        </w:rPr>
-        <w:t xml:space="preserve"> and </w:t>
-      </w:r>
-      <w:r>
-        <w:t>Problem formulation</w:t>
-      </w:r>
-    </w:p>
-    <w:p/>
-    <w:p/>
-    <w:p>
       <w:r>
         <w:t>参考文献</w:t>
       </w:r>
@@ -2089,11 +2053,7 @@
     </w:p>
     <w:p>
       <w:r>
-        <w:t xml:space="preserve">[1] M. Giordani and M. Zorzi, “Non terrestrial networks in the 6g era: Chal lenges and </w:t>
-      </w:r>
-      <w:r>
-        <w:lastRenderedPageBreak/>
-        <w:t xml:space="preserve">opportunities,” IEEE Net work, vol. 35, no. 2, pp. 244–251, 2021. </w:t>
+        <w:t xml:space="preserve">[1] M. Giordani and M. Zorzi, “Non terrestrial networks in the 6g era: Chal lenges and opportunities,” IEEE Net work, vol. 35, no. 2, pp. 244–251, 2021. </w:t>
       </w:r>
     </w:p>
     <w:p>
@@ -2103,6 +2063,7 @@
     </w:p>
     <w:p>
       <w:r>
+        <w:lastRenderedPageBreak/>
         <w:t>[3] X. Zhu and C. Jiang, “Integrated satellite-terrestrial networks toward 6g: Architectures, applications, and chal lenges,” IEEE Internet of Things Jour nal, vol. 9, no. 1, pp. 437–461, 2022.</w:t>
       </w:r>
     </w:p>
@@ -3196,6 +3157,7 @@
   <w:style w:type="character" w:default="1" w:styleId="a0">
     <w:name w:val="Default Paragraph Font"/>
     <w:uiPriority w:val="1"/>
+    <w:semiHidden/>
     <w:unhideWhenUsed/>
   </w:style>
   <w:style w:type="table" w:default="1" w:styleId="a1">
